--- a/templates/agreement_uz.docx
+++ b/templates/agreement_uz.docx
@@ -37,57 +37,23 @@
           <w:szCs w:val="28"/>
           <w:lang w:val="en-US"/>
         </w:rPr>
-        <w:t>(</w:t>
-      </w:r>
-      <w:r>
-        <w:rPr>
-          <w:rFonts w:ascii="Times New Roman" w:eastAsia="Times New Roman" w:hAnsi="Times New Roman" w:cs="Times New Roman"/>
-          <w:b/>
-          <w:bCs/>
-          <w:i/>
-          <w:sz w:val="28"/>
-          <w:szCs w:val="28"/>
-          <w:lang w:val="en-US"/>
-        </w:rPr>
-        <w:t>____________________</w:t>
-      </w:r>
-      <w:proofErr w:type="spellStart"/>
-      <w:r>
-        <w:rPr>
-          <w:rFonts w:ascii="Times New Roman" w:eastAsia="Times New Roman" w:hAnsi="Times New Roman" w:cs="Times New Roman"/>
-          <w:b/>
-          <w:bCs/>
-          <w:color w:val="000000"/>
-          <w:lang w:val="en-US"/>
-        </w:rPr>
-        <w:t>yildagi</w:t>
-      </w:r>
-      <w:proofErr w:type="spellEnd"/>
-      <w:r>
-        <w:rPr>
-          <w:rFonts w:ascii="Times New Roman" w:eastAsia="Times New Roman" w:hAnsi="Times New Roman" w:cs="Times New Roman"/>
-          <w:b/>
-          <w:bCs/>
-          <w:i/>
-          <w:sz w:val="28"/>
-          <w:szCs w:val="28"/>
-          <w:lang w:val="en-US"/>
-        </w:rPr>
-        <w:t>)</w:t>
-      </w:r>
-      <w:r>
-        <w:rPr>
-          <w:rFonts w:ascii="Times New Roman" w:eastAsia="Times New Roman" w:hAnsi="Times New Roman" w:cs="Times New Roman"/>
-          <w:b/>
-          <w:bCs/>
-          <w:i/>
-          <w:sz w:val="28"/>
-          <w:szCs w:val="28"/>
-          <w:lang w:val="en-US"/>
-        </w:rPr>
-        <w:t xml:space="preserve"> </w:t>
-      </w:r>
-      <w:r>
+        <w:t>({{base_contract_date}}yildagi) №{{base_contract_no}}-sonli Vositachilik Shartnomasiga (Oferta)</w:t>
+      </w:r>
+      <w:proofErr w:type="spellStart"/>
+      <w:proofErr w:type="spellEnd"/>
+      <w:proofErr w:type="spellStart"/>
+      <w:proofErr w:type="spellEnd"/>
+      <w:proofErr w:type="spellStart"/>
+      <w:proofErr w:type="spellEnd"/>
+      <w:proofErr w:type="spellStart"/>
+      <w:proofErr w:type="spellEnd"/>
+      <w:proofErr w:type="spellStart"/>
+      <w:proofErr w:type="spellEnd"/>
+    </w:p>
+    <w:p>
+      <w:pPr>
+        <w:spacing w:after="0"/>
+        <w:jc w:val="center"/>
         <w:rPr>
           <w:rFonts w:ascii="Times New Roman" w:eastAsia="Times New Roman" w:hAnsi="Times New Roman" w:cs="Times New Roman"/>
           <w:b/>
@@ -97,138 +63,6 @@
           <w:szCs w:val="28"/>
           <w:lang w:val="en-US"/>
         </w:rPr>
-        <w:t>-</w:t>
-      </w:r>
-      <w:proofErr w:type="spellStart"/>
-      <w:r>
-        <w:rPr>
-          <w:rFonts w:ascii="Times New Roman" w:eastAsia="Times New Roman" w:hAnsi="Times New Roman" w:cs="Times New Roman"/>
-          <w:b/>
-          <w:bCs/>
-          <w:iCs/>
-          <w:sz w:val="28"/>
-          <w:szCs w:val="28"/>
-          <w:lang w:val="en-US"/>
-        </w:rPr>
-        <w:t>sonli</w:t>
-      </w:r>
-      <w:proofErr w:type="spellEnd"/>
-      <w:r>
-        <w:rPr>
-          <w:rFonts w:ascii="Times New Roman" w:eastAsia="Times New Roman" w:hAnsi="Times New Roman" w:cs="Times New Roman"/>
-          <w:b/>
-          <w:bCs/>
-          <w:iCs/>
-          <w:sz w:val="28"/>
-          <w:szCs w:val="28"/>
-          <w:lang w:val="en-US"/>
-        </w:rPr>
-        <w:t xml:space="preserve"> </w:t>
-      </w:r>
-      <w:proofErr w:type="spellStart"/>
-      <w:r>
-        <w:rPr>
-          <w:rFonts w:ascii="Times New Roman" w:eastAsia="Times New Roman" w:hAnsi="Times New Roman" w:cs="Times New Roman"/>
-          <w:b/>
-          <w:bCs/>
-          <w:iCs/>
-          <w:sz w:val="28"/>
-          <w:szCs w:val="28"/>
-          <w:lang w:val="en-US"/>
-        </w:rPr>
-        <w:t>Vositachilik</w:t>
-      </w:r>
-      <w:proofErr w:type="spellEnd"/>
-      <w:r>
-        <w:rPr>
-          <w:rFonts w:ascii="Times New Roman" w:eastAsia="Times New Roman" w:hAnsi="Times New Roman" w:cs="Times New Roman"/>
-          <w:b/>
-          <w:bCs/>
-          <w:iCs/>
-          <w:sz w:val="28"/>
-          <w:szCs w:val="28"/>
-          <w:lang w:val="en-US"/>
-        </w:rPr>
-        <w:t xml:space="preserve"> </w:t>
-      </w:r>
-      <w:proofErr w:type="spellStart"/>
-      <w:r>
-        <w:rPr>
-          <w:rFonts w:ascii="Times New Roman" w:eastAsia="Times New Roman" w:hAnsi="Times New Roman" w:cs="Times New Roman"/>
-          <w:b/>
-          <w:bCs/>
-          <w:iCs/>
-          <w:sz w:val="28"/>
-          <w:szCs w:val="28"/>
-          <w:lang w:val="en-US"/>
-        </w:rPr>
-        <w:t>Shartnomasiga</w:t>
-      </w:r>
-      <w:proofErr w:type="spellEnd"/>
-      <w:r>
-        <w:rPr>
-          <w:rFonts w:ascii="Times New Roman" w:eastAsia="Times New Roman" w:hAnsi="Times New Roman" w:cs="Times New Roman"/>
-          <w:b/>
-          <w:bCs/>
-          <w:i/>
-          <w:sz w:val="28"/>
-          <w:szCs w:val="28"/>
-          <w:lang w:val="en-US"/>
-        </w:rPr>
-        <w:t xml:space="preserve"> </w:t>
-      </w:r>
-      <w:r>
-        <w:rPr>
-          <w:rFonts w:ascii="Times New Roman" w:eastAsia="Times New Roman" w:hAnsi="Times New Roman" w:cs="Times New Roman"/>
-          <w:b/>
-          <w:bCs/>
-          <w:iCs/>
-          <w:sz w:val="28"/>
-          <w:szCs w:val="28"/>
-          <w:lang w:val="en-US"/>
-        </w:rPr>
-        <w:t>(</w:t>
-      </w:r>
-      <w:proofErr w:type="spellStart"/>
-      <w:r>
-        <w:rPr>
-          <w:rFonts w:ascii="Times New Roman" w:eastAsia="Times New Roman" w:hAnsi="Times New Roman" w:cs="Times New Roman"/>
-          <w:b/>
-          <w:bCs/>
-          <w:iCs/>
-          <w:sz w:val="28"/>
-          <w:szCs w:val="28"/>
-          <w:lang w:val="en-US"/>
-        </w:rPr>
-        <w:t>Oferta</w:t>
-      </w:r>
-      <w:proofErr w:type="spellEnd"/>
-      <w:r>
-        <w:rPr>
-          <w:rFonts w:ascii="Times New Roman" w:eastAsia="Times New Roman" w:hAnsi="Times New Roman" w:cs="Times New Roman"/>
-          <w:b/>
-          <w:bCs/>
-          <w:iCs/>
-          <w:sz w:val="28"/>
-          <w:szCs w:val="28"/>
-          <w:lang w:val="en-US"/>
-        </w:rPr>
-        <w:t>)</w:t>
-      </w:r>
-    </w:p>
-    <w:p>
-      <w:pPr>
-        <w:spacing w:after="0"/>
-        <w:jc w:val="center"/>
-        <w:rPr>
-          <w:rFonts w:ascii="Times New Roman" w:eastAsia="Times New Roman" w:hAnsi="Times New Roman" w:cs="Times New Roman"/>
-          <w:b/>
-          <w:bCs/>
-          <w:iCs/>
-          <w:sz w:val="28"/>
-          <w:szCs w:val="28"/>
-          <w:lang w:val="en-US"/>
-        </w:rPr>
       </w:pPr>
       <w:proofErr w:type="gramStart"/>
       <w:r>
@@ -240,130 +74,14 @@
           <w:u w:val="single"/>
           <w:lang w:val="en-US"/>
         </w:rPr>
-        <w:t>(</w:t>
-      </w:r>
-      <w:r>
-        <w:rPr>
-          <w:rFonts w:ascii="Times New Roman" w:eastAsia="Times New Roman" w:hAnsi="Times New Roman" w:cs="Times New Roman"/>
-          <w:iCs/>
-          <w:sz w:val="28"/>
-          <w:szCs w:val="28"/>
-          <w:u w:val="single"/>
-          <w:lang w:val="en-US"/>
-        </w:rPr>
-        <w:t xml:space="preserve">  </w:t>
+        <w:t>№{{claim_no}}-sonli Qo‘shimcha bitim</w:t>
       </w:r>
       <w:proofErr w:type="gramEnd"/>
-      <w:r>
-        <w:rPr>
-          <w:rFonts w:ascii="Times New Roman" w:eastAsia="Times New Roman" w:hAnsi="Times New Roman" w:cs="Times New Roman"/>
-          <w:iCs/>
-          <w:sz w:val="28"/>
-          <w:szCs w:val="28"/>
-          <w:u w:val="single"/>
-          <w:lang w:val="en-US"/>
-        </w:rPr>
-        <w:t xml:space="preserve">   </w:t>
-      </w:r>
-      <w:r>
-        <w:rPr>
-          <w:rFonts w:ascii="Times New Roman" w:eastAsia="Times New Roman" w:hAnsi="Times New Roman" w:cs="Times New Roman"/>
-          <w:iCs/>
-          <w:sz w:val="28"/>
-          <w:szCs w:val="28"/>
-          <w:u w:val="single"/>
-          <w:lang w:val="en-US"/>
-        </w:rPr>
-        <w:t>)</w:t>
-      </w:r>
-      <w:r>
-        <w:rPr>
-          <w:rFonts w:ascii="Times New Roman" w:eastAsia="Times New Roman" w:hAnsi="Times New Roman" w:cs="Times New Roman"/>
-          <w:iCs/>
-          <w:sz w:val="28"/>
-          <w:szCs w:val="28"/>
-          <w:u w:val="single"/>
-          <w:lang w:val="en-US"/>
-        </w:rPr>
-        <w:t xml:space="preserve"> </w:t>
-      </w:r>
-      <w:r>
-        <w:rPr>
-          <w:rFonts w:ascii="Times New Roman" w:eastAsia="Times New Roman" w:hAnsi="Times New Roman" w:cs="Times New Roman"/>
-          <w:b/>
-          <w:bCs/>
-          <w:iCs/>
-          <w:sz w:val="28"/>
-          <w:szCs w:val="28"/>
-          <w:lang w:val="en-US"/>
-        </w:rPr>
-        <w:t>-</w:t>
-      </w:r>
-      <w:proofErr w:type="spellStart"/>
-      <w:r>
-        <w:rPr>
-          <w:rFonts w:ascii="Times New Roman" w:eastAsia="Times New Roman" w:hAnsi="Times New Roman" w:cs="Times New Roman"/>
-          <w:b/>
-          <w:bCs/>
-          <w:iCs/>
-          <w:sz w:val="28"/>
-          <w:szCs w:val="28"/>
-          <w:lang w:val="en-US"/>
-        </w:rPr>
-        <w:t>sonli</w:t>
-      </w:r>
-      <w:proofErr w:type="spellEnd"/>
-      <w:r>
-        <w:rPr>
-          <w:rFonts w:ascii="Times New Roman" w:eastAsia="Times New Roman" w:hAnsi="Times New Roman" w:cs="Times New Roman"/>
-          <w:b/>
-          <w:bCs/>
-          <w:iCs/>
-          <w:sz w:val="28"/>
-          <w:szCs w:val="28"/>
-          <w:lang w:val="en-US"/>
-        </w:rPr>
-        <w:t xml:space="preserve"> </w:t>
-      </w:r>
-      <w:proofErr w:type="spellStart"/>
-      <w:r>
-        <w:rPr>
-          <w:rFonts w:ascii="Times New Roman" w:eastAsia="Times New Roman" w:hAnsi="Times New Roman" w:cs="Times New Roman"/>
-          <w:b/>
-          <w:bCs/>
-          <w:iCs/>
-          <w:sz w:val="28"/>
-          <w:szCs w:val="28"/>
-          <w:lang w:val="en-US"/>
-        </w:rPr>
-        <w:t>Qo‘shimcha</w:t>
-      </w:r>
-      <w:proofErr w:type="spellEnd"/>
-      <w:r>
-        <w:rPr>
-          <w:rFonts w:ascii="Times New Roman" w:eastAsia="Times New Roman" w:hAnsi="Times New Roman" w:cs="Times New Roman"/>
-          <w:b/>
-          <w:bCs/>
-          <w:iCs/>
-          <w:sz w:val="28"/>
-          <w:szCs w:val="28"/>
-          <w:lang w:val="en-US"/>
-        </w:rPr>
-        <w:t xml:space="preserve"> </w:t>
-      </w:r>
-      <w:proofErr w:type="spellStart"/>
-      <w:r>
-        <w:rPr>
-          <w:rFonts w:ascii="Times New Roman" w:eastAsia="Times New Roman" w:hAnsi="Times New Roman" w:cs="Times New Roman"/>
-          <w:b/>
-          <w:bCs/>
-          <w:iCs/>
-          <w:sz w:val="28"/>
-          <w:szCs w:val="28"/>
-          <w:lang w:val="en-US"/>
-        </w:rPr>
-        <w:t>bitim</w:t>
-      </w:r>
+      <w:proofErr w:type="spellStart"/>
+      <w:proofErr w:type="spellEnd"/>
+      <w:proofErr w:type="spellStart"/>
+      <w:proofErr w:type="spellEnd"/>
+      <w:proofErr w:type="spellStart"/>
       <w:proofErr w:type="spellEnd"/>
     </w:p>
     <w:p>
@@ -391,152 +109,16 @@
           <w:szCs w:val="24"/>
           <w:lang w:val="en-US"/>
         </w:rPr>
-        <w:t>“</w:t>
+        <w:t>{{claim_date}}</w:t>
+        <w:tab/>
+        <w:tab/>
+        <w:tab/>
+        <w:tab/>
+        <w:tab/>
+        <w:t xml:space="preserve">                                                         Toshkent sh. </w:t>
       </w:r>
       <w:proofErr w:type="gramStart"/>
-      <w:r>
-        <w:rPr>
-          <w:rFonts w:ascii="Times New Roman" w:eastAsia="Times New Roman" w:hAnsi="Times New Roman" w:cs="Times New Roman"/>
-          <w:b/>
-          <w:bCs/>
-          <w:sz w:val="24"/>
-          <w:szCs w:val="24"/>
-          <w:lang w:val="en-US"/>
-        </w:rPr>
-        <w:t>30</w:t>
-      </w:r>
-      <w:r>
-        <w:rPr>
-          <w:rFonts w:ascii="Times New Roman" w:eastAsia="Times New Roman" w:hAnsi="Times New Roman" w:cs="Times New Roman"/>
-          <w:b/>
-          <w:bCs/>
-          <w:sz w:val="24"/>
-          <w:szCs w:val="24"/>
-          <w:lang w:val="en-US"/>
-        </w:rPr>
-        <w:t xml:space="preserve">”   </w:t>
-      </w:r>
       <w:proofErr w:type="gramEnd"/>
-      <w:r>
-        <w:rPr>
-          <w:rFonts w:ascii="Times New Roman" w:eastAsia="Times New Roman" w:hAnsi="Times New Roman" w:cs="Times New Roman"/>
-          <w:b/>
-          <w:bCs/>
-          <w:sz w:val="24"/>
-          <w:szCs w:val="24"/>
-          <w:lang w:val="en-US"/>
-        </w:rPr>
-        <w:t>04</w:t>
-      </w:r>
-      <w:r>
-        <w:rPr>
-          <w:rFonts w:ascii="Times New Roman" w:eastAsia="Times New Roman" w:hAnsi="Times New Roman" w:cs="Times New Roman"/>
-          <w:b/>
-          <w:bCs/>
-          <w:sz w:val="24"/>
-          <w:szCs w:val="24"/>
-          <w:lang w:val="en-US"/>
-        </w:rPr>
-        <w:t xml:space="preserve">  </w:t>
-      </w:r>
-      <w:r>
-        <w:rPr>
-          <w:rFonts w:ascii="Times New Roman" w:eastAsia="Times New Roman" w:hAnsi="Times New Roman" w:cs="Times New Roman"/>
-          <w:b/>
-          <w:bCs/>
-          <w:sz w:val="24"/>
-          <w:szCs w:val="24"/>
-          <w:lang w:val="uz-Cyrl-UZ"/>
-        </w:rPr>
-        <w:t xml:space="preserve"> </w:t>
-      </w:r>
-      <w:r>
-        <w:rPr>
-          <w:rFonts w:ascii="Times New Roman" w:eastAsia="Times New Roman" w:hAnsi="Times New Roman" w:cs="Times New Roman"/>
-          <w:b/>
-          <w:bCs/>
-          <w:sz w:val="24"/>
-          <w:szCs w:val="24"/>
-          <w:lang w:val="en-US"/>
-        </w:rPr>
-        <w:t>2025</w:t>
-      </w:r>
-      <w:r>
-        <w:rPr>
-          <w:rFonts w:ascii="Times New Roman" w:eastAsia="Times New Roman" w:hAnsi="Times New Roman" w:cs="Times New Roman"/>
-          <w:b/>
-          <w:bCs/>
-          <w:sz w:val="24"/>
-          <w:szCs w:val="24"/>
-          <w:lang w:val="en-US"/>
-        </w:rPr>
-        <w:t>.</w:t>
-      </w:r>
-      <w:r>
-        <w:rPr>
-          <w:rFonts w:ascii="Times New Roman" w:eastAsia="Times New Roman" w:hAnsi="Times New Roman" w:cs="Times New Roman"/>
-          <w:sz w:val="24"/>
-          <w:szCs w:val="24"/>
-          <w:lang w:val="en-US"/>
-        </w:rPr>
-        <w:tab/>
-      </w:r>
-      <w:r>
-        <w:rPr>
-          <w:rFonts w:ascii="Times New Roman" w:eastAsia="Times New Roman" w:hAnsi="Times New Roman" w:cs="Times New Roman"/>
-          <w:sz w:val="24"/>
-          <w:szCs w:val="24"/>
-          <w:lang w:val="en-US"/>
-        </w:rPr>
-        <w:tab/>
-      </w:r>
-      <w:r>
-        <w:rPr>
-          <w:rFonts w:ascii="Times New Roman" w:eastAsia="Times New Roman" w:hAnsi="Times New Roman" w:cs="Times New Roman"/>
-          <w:sz w:val="24"/>
-          <w:szCs w:val="24"/>
-          <w:lang w:val="en-US"/>
-        </w:rPr>
-        <w:tab/>
-      </w:r>
-      <w:r>
-        <w:rPr>
-          <w:rFonts w:ascii="Times New Roman" w:eastAsia="Times New Roman" w:hAnsi="Times New Roman" w:cs="Times New Roman"/>
-          <w:sz w:val="24"/>
-          <w:szCs w:val="24"/>
-          <w:lang w:val="en-US"/>
-        </w:rPr>
-        <w:tab/>
-      </w:r>
-      <w:r>
-        <w:rPr>
-          <w:rFonts w:ascii="Times New Roman" w:eastAsia="Times New Roman" w:hAnsi="Times New Roman" w:cs="Times New Roman"/>
-          <w:sz w:val="24"/>
-          <w:szCs w:val="24"/>
-          <w:lang w:val="en-US"/>
-        </w:rPr>
-        <w:tab/>
-        <w:t xml:space="preserve">                                                         </w:t>
-      </w:r>
-      <w:r>
-        <w:rPr>
-          <w:rFonts w:ascii="Times New Roman" w:eastAsia="Times New Roman" w:hAnsi="Times New Roman" w:cs="Times New Roman"/>
-          <w:b/>
-          <w:sz w:val="24"/>
-          <w:szCs w:val="24"/>
-          <w:lang w:val="en-US"/>
-        </w:rPr>
-        <w:t>Toshkent sh.</w:t>
-      </w:r>
-      <w:r>
-        <w:rPr>
-          <w:rFonts w:ascii="Times New Roman" w:eastAsia="Times New Roman" w:hAnsi="Times New Roman" w:cs="Times New Roman"/>
-          <w:sz w:val="24"/>
-          <w:szCs w:val="24"/>
-          <w:lang w:val="en-US"/>
-        </w:rPr>
-        <w:t xml:space="preserve"> </w:t>
-      </w:r>
     </w:p>
     <w:p>
       <w:pPr>
